--- a/profiles/Pair_16_questionnaire.docx
+++ b/profiles/Pair_16_questionnaire.docx
@@ -5,6 +5,7 @@
     <w:p>
       <w:pPr>
         <w:pStyle w:val="Heading1"/>
+        <w:spacing w:after="200"/>
       </w:pPr>
       <w:r>
         <w:t xml:space="preserve">Profile Pair Compatibility Questionnaire — Pair 16</w:t>
@@ -12,7 +13,7 @@
     </w:p>
     <w:p>
       <w:pPr>
-        <w:spacing w:after="300"/>
+        <w:spacing w:after="160"/>
       </w:pPr>
       <w:r>
         <w:t xml:space="preserve">You will be presented with a pair of dating profiles selected from an online dating site. Evaluate the pair independently and base your judgments only on the information provided in the profiles below. Rate the pair on four compatibility dimensions followed by an overall compatibility assessment.</w:t>
@@ -20,7 +21,7 @@
     </w:p>
     <w:p>
       <w:pPr>
-        <w:spacing w:after="100" w:before="200"/>
+        <w:spacing w:after="120" w:before="120"/>
       </w:pPr>
       <w:r>
         <w:rPr>
@@ -32,7 +33,7 @@
     </w:p>
     <w:p>
       <w:pPr>
-        <w:spacing w:after="150"/>
+        <w:spacing w:after="160"/>
       </w:pPr>
       <w:r>
         <w:t xml:space="preserve">I'm 30 and I paint, mostly large canvases. I sell enough to cover about half of what I need, so I also hang shows at a gallery downtown. College degree in fine art. Six foot, white, and I've been told I'm good-looking often enough to believe it.</w:t>
@@ -40,7 +41,7 @@
     </w:p>
     <w:p>
       <w:pPr>
-        <w:spacing w:after="150"/>
+        <w:spacing w:after="160"/>
       </w:pPr>
       <w:r>
         <w:t xml:space="preserve">I smoke weed daily and I'm not going to pretend otherwise. Part of it is the work, because I get somewhere different when I'm high and I've stopped apologizing for that. Part of it is that it manages my anxiety considerably better than the two medications I tried before it.</w:t>
@@ -48,7 +49,7 @@
     </w:p>
     <w:p>
       <w:pPr>
-        <w:spacing w:after="150"/>
+        <w:spacing w:after="160"/>
       </w:pPr>
       <w:r>
         <w:t xml:space="preserve">I paint most of the day, most days. I swim at the public pool in the mornings, because it's the only other thing that quiets me down. I go to openings constantly, mostly other people's, and I know practically everybody in that particular room.</w:t>
@@ -56,15 +57,15 @@
     </w:p>
     <w:p>
       <w:pPr>
-        <w:spacing w:after="150"/>
-      </w:pPr>
-      <w:r>
-        <w:t xml:space="preserve">Two things worth knowing before you write. The first is that I'm considerably better company when the painting is going and worse when it isn't, so I need somebody with their own thing going on. The second is that the weed isn't a phase. It's how I work and how I stay level, and it isn't going anywhere.</w:t>
-      </w:r>
-    </w:p>
-    <w:p>
-      <w:pPr>
-        <w:spacing w:after="100" w:before="200"/>
+        <w:spacing w:after="160"/>
+      </w:pPr>
+      <w:r>
+        <w:t xml:space="preserve">Two things worth knowing before you write. The first is that I'm much better company when the painting is going and worse when it isn't, so I need somebody who has a life of their own to be getting on with. The second is that the weed isn't a phase. It's how I work and how I stay level, and it isn't going anywhere.</w:t>
+      </w:r>
+    </w:p>
+    <w:p>
+      <w:pPr>
+        <w:spacing w:after="120" w:before="120"/>
       </w:pPr>
       <w:r>
         <w:rPr>
@@ -76,7 +77,7 @@
     </w:p>
     <w:p>
       <w:pPr>
-        <w:spacing w:after="150"/>
+        <w:spacing w:after="160"/>
       </w:pPr>
       <w:r>
         <w:t xml:space="preserve">I'm 27 and I'm an actor, which currently means three auditions a week, a commercial that pays my rent, and a play in April that pays nothing at all. College degree in theater. Five foot seven, white, and I'm told I photograph well, which in this business is most of the job.</w:t>
@@ -84,7 +85,7 @@
     </w:p>
     <w:p>
       <w:pPr>
-        <w:spacing w:after="150"/>
+        <w:spacing w:after="160"/>
       </w:pPr>
       <w:r>
         <w:t xml:space="preserve">I'm open with people quickly and I don't hold a great deal back. I take things as they come, more than most people are comfortable with. I'm reliable about the things that matter and fairly careless about the rest - I will be at your opening night, and I will not remember your birthday. I don't get jealous and I don't keep score.</w:t>
@@ -92,36 +93,32 @@
     </w:p>
     <w:p>
       <w:pPr>
-        <w:spacing w:after="150"/>
-      </w:pPr>
-      <w:r>
-        <w:t xml:space="preserve">I'm in class or in rehearsal most evenings, which accounts for practically my whole week. I go to galleries and openings constantly. I drink socially, a couple of times a week, and that's genuinely about the extent of it. I dance badly at absolutely every opportunity.</w:t>
-      </w:r>
-    </w:p>
-    <w:p>
-      <w:pPr>
-        <w:spacing w:after="150"/>
-      </w:pPr>
-      <w:r>
-        <w:t xml:space="preserve">I'd get on with somebody who is building their own thing and doesn't need me to be smaller to fit alongside it. Though many of friends smoke, it is not something I would do. I don't judge it and I don't want to police anybody, and I also don't know what living next to it every day would do to me.</w:t>
+        <w:spacing w:after="160"/>
+      </w:pPr>
+      <w:r>
+        <w:t xml:space="preserve">I'm in class or in rehearsal most evenings, which accounts for practically my whole week. Galleries and openings eat whatever evenings the rehearsals don't. I drink socially, a couple of times a week, and that's genuinely about the extent of it. I dance badly at absolutely every opportunity.</w:t>
+      </w:r>
+    </w:p>
+    <w:p>
+      <w:pPr>
+        <w:spacing w:after="160"/>
+      </w:pPr>
+      <w:r>
+        <w:t xml:space="preserve">I'd get on with somebody who is building their own thing and doesn't need me to be smaller to fit alongside it. Though many of my friends smoke, it is not something I would do. I don't judge it and I don't want to police anybody, and I also don't know what living next to it every day would do to me.</w:t>
       </w:r>
     </w:p>
     <w:p>
       <w:pPr>
         <w:pStyle w:val="Heading2"/>
-        <w:spacing w:after="150" w:before="300"/>
-      </w:pPr>
-      <w:r>
-        <w:rPr>
-          <w:b/>
-          <w:bCs/>
-        </w:rPr>
+        <w:spacing w:after="160" w:before="200"/>
+      </w:pPr>
+      <w:r>
         <w:t xml:space="preserve">Questions</w:t>
       </w:r>
     </w:p>
     <w:p>
       <w:pPr>
-        <w:spacing w:after="200"/>
+        <w:spacing w:after="160"/>
       </w:pPr>
       <w:r>
         <w:t xml:space="preserve">1. How realistic do these two dating profiles appear? (1 = Not at all realistic, 7 = Highly realistic)</w:t>
@@ -129,7 +126,7 @@
     </w:p>
     <w:p>
       <w:pPr>
-        <w:spacing w:after="200"/>
+        <w:spacing w:after="60"/>
       </w:pPr>
       <w:r>
         <w:t xml:space="preserve">2. Which of the following best describes how these profiles were constructed:</w:t>
@@ -137,39 +134,34 @@
     </w:p>
     <w:p>
       <w:pPr>
-        <w:spacing w:after="100"/>
-        <w:ind w:left="360"/>
-      </w:pPr>
-      <w:r>
-        <w:t xml:space="preserve">1. Written by LLMs without human input</w:t>
-      </w:r>
-    </w:p>
-    <w:p>
-      <w:pPr>
-        <w:spacing w:after="100"/>
-        <w:ind w:left="360"/>
-      </w:pPr>
-      <w:r>
-        <w:t xml:space="preserve">2. Written by Humans without LLM assistance</w:t>
-      </w:r>
-    </w:p>
-    <w:p>
-      <w:pPr>
-        <w:spacing w:after="100"/>
-        <w:ind w:left="360"/>
-      </w:pPr>
-      <w:r>
-        <w:t xml:space="preserve">3. Written through human-AI collaboration</w:t>
-      </w:r>
-    </w:p>
-    <w:p>
-      <w:pPr>
-        <w:spacing w:after="100"/>
-      </w:pPr>
-    </w:p>
-    <w:p>
-      <w:pPr>
-        <w:spacing w:after="200"/>
+        <w:spacing w:after="40"/>
+        <w:ind w:left="720"/>
+      </w:pPr>
+      <w:r>
+        <w:t xml:space="preserve">a. Written by LLMs without human input</w:t>
+      </w:r>
+    </w:p>
+    <w:p>
+      <w:pPr>
+        <w:spacing w:after="40"/>
+        <w:ind w:left="720"/>
+      </w:pPr>
+      <w:r>
+        <w:t xml:space="preserve">b. Written by Humans without LLM assistance</w:t>
+      </w:r>
+    </w:p>
+    <w:p>
+      <w:pPr>
+        <w:spacing w:after="160"/>
+        <w:ind w:left="720"/>
+      </w:pPr>
+      <w:r>
+        <w:t xml:space="preserve">c. Written through human-AI collaboration</w:t>
+      </w:r>
+    </w:p>
+    <w:p>
+      <w:pPr>
+        <w:spacing w:after="160"/>
       </w:pPr>
       <w:r>
         <w:t xml:space="preserve">3. On a scale of 0-100 (0 = No compatibility, 100 = Perfect compatibility), rate the compatibility of the pair based on their social and demographic characteristics such as age, ethnicity, religion, education, height, body type, and other relevant background characteristics.</w:t>
@@ -177,7 +169,7 @@
     </w:p>
     <w:p>
       <w:pPr>
-        <w:spacing w:after="200"/>
+        <w:spacing w:after="160"/>
       </w:pPr>
       <w:r>
         <w:t xml:space="preserve">4. How confident are you in your social and demographic rating? (0 = Not at all confident, 100 = Extremely confident)</w:t>
@@ -185,7 +177,7 @@
     </w:p>
     <w:p>
       <w:pPr>
-        <w:spacing w:after="200"/>
+        <w:spacing w:after="160"/>
       </w:pPr>
       <w:r>
         <w:t xml:space="preserve">5. On a scale of 0-100 (0 = No compatibility, 100 = Perfect compatibility), rate the compatibility of the pair based on their psychological characteristics, personality, and interpersonal style.</w:t>
@@ -193,7 +185,7 @@
     </w:p>
     <w:p>
       <w:pPr>
-        <w:spacing w:after="200"/>
+        <w:spacing w:after="160"/>
       </w:pPr>
       <w:r>
         <w:t xml:space="preserve">6. How confident are you in your psychological compatibility rating? (0 = Not at all confident, 100 = Extremely confident)?</w:t>
@@ -201,7 +193,7 @@
     </w:p>
     <w:p>
       <w:pPr>
-        <w:spacing w:after="200"/>
+        <w:spacing w:after="160"/>
       </w:pPr>
       <w:r>
         <w:t xml:space="preserve">7. On a scale of 0-100 (0 = No compatibility, 100 = Perfect compatibility), rate the compatibility of the pair based on their hobbies, lifestyles, activities, and interests.</w:t>
@@ -209,7 +201,7 @@
     </w:p>
     <w:p>
       <w:pPr>
-        <w:spacing w:after="200"/>
+        <w:spacing w:after="160"/>
       </w:pPr>
       <w:r>
         <w:t xml:space="preserve">8. How confident are you in your hobbies, lifestyle, and interests compatibility rating? (0 = Not at all confident, 100 = Extremely confident)?</w:t>
@@ -217,7 +209,7 @@
     </w:p>
     <w:p>
       <w:pPr>
-        <w:spacing w:after="200"/>
+        <w:spacing w:after="160"/>
       </w:pPr>
       <w:r>
         <w:t xml:space="preserve">9. On a scale of 0-100 (0 = No compatibility, 100 = Perfect compatibility), rate the compatibility of the pair based on their expectations from their partner or relationship.</w:t>
@@ -225,7 +217,7 @@
     </w:p>
     <w:p>
       <w:pPr>
-        <w:spacing w:after="200"/>
+        <w:spacing w:after="160"/>
       </w:pPr>
       <w:r>
         <w:t xml:space="preserve">10. How confident are you in your partner-expectation compatibility rating? (0 = Not at all confident, 100 = Extremely confident)</w:t>
@@ -233,7 +225,7 @@
     </w:p>
     <w:p>
       <w:pPr>
-        <w:spacing w:after="200"/>
+        <w:spacing w:after="160"/>
       </w:pPr>
       <w:r>
         <w:t xml:space="preserve">11. Considering the profiles as a whole, on a scale of 0-100 (0 = No compatibility, 100 = Perfect compatibility), rate the overall compatibility of the pair?</w:t>
@@ -241,7 +233,7 @@
     </w:p>
     <w:p>
       <w:pPr>
-        <w:spacing w:after="200"/>
+        <w:spacing w:after="160"/>
       </w:pPr>
       <w:r>
         <w:t xml:space="preserve">12. How confident are you in your overall compatibility rating? (0 = Not at all confident, 100 = Extremely confident)?</w:t>
@@ -249,7 +241,7 @@
     </w:p>
     <w:p>
       <w:pPr>
-        <w:spacing w:after="200"/>
+        <w:spacing w:after="160"/>
       </w:pPr>
       <w:r>
         <w:t xml:space="preserve">13. List the five most important factors that influenced your overall compatibility rating, ordered from most important to least important. For each factor, briefly indicate whether it increased or decreased compatibility.</w:t>
@@ -257,7 +249,7 @@
     </w:p>
     <w:p>
       <w:pPr>
-        <w:spacing w:before="200"/>
+        <w:spacing w:before="120"/>
       </w:pPr>
       <w:r>
         <w:rPr>

--- a/profiles/Pair_16_questionnaire.docx
+++ b/profiles/Pair_16_questionnaire.docx
@@ -16,7 +16,7 @@
         <w:spacing w:after="160"/>
       </w:pPr>
       <w:r>
-        <w:t xml:space="preserve">You will be presented with a pair of dating profiles selected from an online dating site. Evaluate the pair independently and base your judgments only on the information provided in the profiles below. Rate the pair on four compatibility dimensions followed by an overall compatibility assessment.</w:t>
+        <w:t xml:space="preserve">You will be presented with pairs of dating profiles selected from an online dating site. Evaluate each pair independently and base your judgments only on the information provided in the profiles. You will rate each pair on four compatibility dimensions followed by an overall compatibility assessment.</w:t>
       </w:r>
     </w:p>
     <w:p>
@@ -65,7 +65,7 @@
     </w:p>
     <w:p>
       <w:pPr>
-        <w:spacing w:after="120" w:before="120"/>
+        <w:spacing w:after="120" w:before="200"/>
       </w:pPr>
       <w:r>
         <w:rPr>
@@ -109,12 +109,8 @@
     </w:p>
     <w:p>
       <w:pPr>
-        <w:pStyle w:val="Heading2"/>
-        <w:spacing w:after="160" w:before="200"/>
-      </w:pPr>
-      <w:r>
-        <w:t xml:space="preserve">Questions</w:t>
-      </w:r>
+        <w:spacing w:after="80"/>
+      </w:pPr>
     </w:p>
     <w:p>
       <w:pPr>
@@ -126,7 +122,7 @@
     </w:p>
     <w:p>
       <w:pPr>
-        <w:spacing w:after="60"/>
+        <w:spacing w:after="80"/>
       </w:pPr>
       <w:r>
         <w:t xml:space="preserve">2. Which of the following best describes how these profiles were constructed:</w:t>
@@ -156,7 +152,7 @@
         <w:ind w:left="720"/>
       </w:pPr>
       <w:r>
-        <w:t xml:space="preserve">c. Written through human-AI collaboration</w:t>
+        <w:t xml:space="preserve">c. Written by human-AI collaboration</w:t>
       </w:r>
     </w:p>
     <w:p>
@@ -172,7 +168,7 @@
         <w:spacing w:after="160"/>
       </w:pPr>
       <w:r>
-        <w:t xml:space="preserve">4. How confident are you in your social and demographic rating? (0 = Not at all confident, 100 = Extremely confident)</w:t>
+        <w:t xml:space="preserve">4. How confident are you in your compatibility rating on social and demographic characteristics? (0 = Not at all confident, 100 = Extremely confident)</w:t>
       </w:r>
     </w:p>
     <w:p>
@@ -188,7 +184,7 @@
         <w:spacing w:after="160"/>
       </w:pPr>
       <w:r>
-        <w:t xml:space="preserve">6. How confident are you in your psychological compatibility rating? (0 = Not at all confident, 100 = Extremely confident)?</w:t>
+        <w:t xml:space="preserve">6. How confident are you in your compatibility rating of their psychological characteristics? (0 = Not at all confident, 100 = Extremely confident)?</w:t>
       </w:r>
     </w:p>
     <w:p>
@@ -204,7 +200,7 @@
         <w:spacing w:after="160"/>
       </w:pPr>
       <w:r>
-        <w:t xml:space="preserve">8. How confident are you in your hobbies, lifestyle, and interests compatibility rating? (0 = Not at all confident, 100 = Extremely confident)?</w:t>
+        <w:t xml:space="preserve">8. How confident are you in your compatibility rating of their hobbies, lifestyle, and interests? (0 = Not at all confident, 100 = Extremely confident)?</w:t>
       </w:r>
     </w:p>
     <w:p>
@@ -220,7 +216,7 @@
         <w:spacing w:after="160"/>
       </w:pPr>
       <w:r>
-        <w:t xml:space="preserve">10. How confident are you in your partner-expectation compatibility rating? (0 = Not at all confident, 100 = Extremely confident)</w:t>
+        <w:t xml:space="preserve">10. How confident are you in your compatibility rating of partner expectations? (0 = Not at all confident, 100 = Extremely confident)</w:t>
       </w:r>
     </w:p>
     <w:p>
@@ -241,22 +237,52 @@
     </w:p>
     <w:p>
       <w:pPr>
-        <w:spacing w:after="160"/>
-      </w:pPr>
-      <w:r>
-        <w:t xml:space="preserve">13. List the five most important factors that influenced your overall compatibility rating, ordered from most important to least important. For each factor, briefly indicate whether it increased or decreased compatibility.</w:t>
-      </w:r>
-    </w:p>
-    <w:p>
-      <w:pPr>
-        <w:spacing w:before="120"/>
-      </w:pPr>
-      <w:r>
-        <w:rPr>
-          <w:i/>
-          <w:iCs/>
-        </w:rPr>
-        <w:t xml:space="preserve">Please return your responses in numbered order and provide one numeric value for each scale item.</w:t>
+        <w:spacing w:after="80"/>
+      </w:pPr>
+      <w:r>
+        <w:t xml:space="preserve">13. List up to five distinct factors that most influenced your overall compatibility rating, ordered from most important to least important. If you have more than five distinct factors, create a sixth factor labeled “Other” to account for all the factors that did not fit into the first five.</w:t>
+      </w:r>
+    </w:p>
+    <w:p>
+      <w:pPr>
+        <w:spacing w:after="60"/>
+      </w:pPr>
+      <w:r>
+        <w:t xml:space="preserve">For each factor:</w:t>
+      </w:r>
+    </w:p>
+    <w:p>
+      <w:pPr>
+        <w:spacing w:after="40"/>
+        <w:ind w:left="720"/>
+      </w:pPr>
+      <w:r>
+        <w:t xml:space="preserve">(1) Briefly indicate whether it increased or decreased compatibility; and</w:t>
+      </w:r>
+    </w:p>
+    <w:p>
+      <w:pPr>
+        <w:spacing w:after="160"/>
+        <w:ind w:left="720"/>
+      </w:pPr>
+      <w:r>
+        <w:t xml:space="preserve">(2) Distribute 100 points over all factors you just listed relative to their importance toward your overall compatibility rating. Assign more points based on the importance of the factor. However, the total points assigned to all factors must add to 100.</w:t>
+      </w:r>
+    </w:p>
+    <w:p>
+      <w:pPr>
+        <w:spacing w:after="160"/>
+      </w:pPr>
+      <w:r>
+        <w:t xml:space="preserve">Please return a numeric value for Items 1 through 12.</w:t>
+      </w:r>
+    </w:p>
+    <w:p>
+      <w:pPr>
+        <w:spacing w:after="160"/>
+      </w:pPr>
+      <w:r>
+        <w:t xml:space="preserve">For Item 13, return an ordered list of distinct factors, indicating whether the factor increased or decreased compatibility. In addition, for each factor return a numeric value of relative importance.</w:t>
       </w:r>
     </w:p>
     <w:sectPr>

--- a/profiles/Pair_16_questionnaire.docx
+++ b/profiles/Pair_16_questionnaire.docx
@@ -8,7 +8,7 @@
         <w:spacing w:after="200"/>
       </w:pPr>
       <w:r>
-        <w:t xml:space="preserve">Profile Pair Compatibility Questionnaire — Pair 16</w:t>
+        <w:t xml:space="preserve">Profile Pair Compatibility Questionnaire: Pair 16</w:t>
       </w:r>
     </w:p>
     <w:p>

--- a/profiles/Pair_16_questionnaire.docx
+++ b/profiles/Pair_16_questionnaire.docx
@@ -5,23 +5,22 @@
     <w:p>
       <w:pPr>
         <w:pStyle w:val="Heading1"/>
-        <w:spacing w:after="200"/>
-      </w:pPr>
-      <w:r>
-        <w:t xml:space="preserve">Profile Pair Compatibility Questionnaire: Pair 16</w:t>
-      </w:r>
-    </w:p>
-    <w:p>
-      <w:pPr>
-        <w:spacing w:after="160"/>
-      </w:pPr>
-      <w:r>
-        <w:t xml:space="preserve">You will be presented with pairs of dating profiles selected from an online dating site. Evaluate each pair independently and base your judgments only on the information provided in the profiles. You will rate each pair on four compatibility dimensions followed by an overall compatibility assessment.</w:t>
-      </w:r>
-    </w:p>
-    <w:p>
-      <w:pPr>
-        <w:spacing w:after="120" w:before="120"/>
+      </w:pPr>
+      <w:r>
+        <w:t xml:space="preserve">Profile Pair Compatibility Questionnaire — Pair 16</w:t>
+      </w:r>
+    </w:p>
+    <w:p>
+      <w:pPr>
+        <w:spacing w:after="300"/>
+      </w:pPr>
+      <w:r>
+        <w:t xml:space="preserve">You will be presented with a pair of dating profiles selected from an online dating site. Evaluate the pair independently and base your judgments only on the information provided in the profiles below. Rate the pair on four compatibility dimensions followed by an overall compatibility assessment.</w:t>
+      </w:r>
+    </w:p>
+    <w:p>
+      <w:pPr>
+        <w:spacing w:after="100" w:before="200"/>
       </w:pPr>
       <w:r>
         <w:rPr>
@@ -33,7 +32,7 @@
     </w:p>
     <w:p>
       <w:pPr>
-        <w:spacing w:after="160"/>
+        <w:spacing w:after="150"/>
       </w:pPr>
       <w:r>
         <w:t xml:space="preserve">I'm 30 and I paint, mostly large canvases. I sell enough to cover about half of what I need, so I also hang shows at a gallery downtown. College degree in fine art. Six foot, white, and I've been told I'm good-looking often enough to believe it.</w:t>
@@ -41,7 +40,7 @@
     </w:p>
     <w:p>
       <w:pPr>
-        <w:spacing w:after="160"/>
+        <w:spacing w:after="150"/>
       </w:pPr>
       <w:r>
         <w:t xml:space="preserve">I smoke weed daily and I'm not going to pretend otherwise. Part of it is the work, because I get somewhere different when I'm high and I've stopped apologizing for that. Part of it is that it manages my anxiety considerably better than the two medications I tried before it.</w:t>
@@ -49,7 +48,7 @@
     </w:p>
     <w:p>
       <w:pPr>
-        <w:spacing w:after="160"/>
+        <w:spacing w:after="150"/>
       </w:pPr>
       <w:r>
         <w:t xml:space="preserve">I paint most of the day, most days. I swim at the public pool in the mornings, because it's the only other thing that quiets me down. I go to openings constantly, mostly other people's, and I know practically everybody in that particular room.</w:t>
@@ -57,15 +56,15 @@
     </w:p>
     <w:p>
       <w:pPr>
-        <w:spacing w:after="160"/>
-      </w:pPr>
-      <w:r>
-        <w:t xml:space="preserve">Two things worth knowing before you write. The first is that I'm much better company when the painting is going and worse when it isn't, so I need somebody who has a life of their own to be getting on with. The second is that the weed isn't a phase. It's how I work and how I stay level, and it isn't going anywhere.</w:t>
-      </w:r>
-    </w:p>
-    <w:p>
-      <w:pPr>
-        <w:spacing w:after="120" w:before="200"/>
+        <w:spacing w:after="150"/>
+      </w:pPr>
+      <w:r>
+        <w:t xml:space="preserve">Two things worth knowing before you write. The first is that I'm considerably better company when the painting is going and worse when it isn't, so I need somebody with their own thing going on. The second is that the weed isn't a phase. It's how I work and how I stay level, and it isn't going anywhere.</w:t>
+      </w:r>
+    </w:p>
+    <w:p>
+      <w:pPr>
+        <w:spacing w:after="100" w:before="200"/>
       </w:pPr>
       <w:r>
         <w:rPr>
@@ -77,7 +76,7 @@
     </w:p>
     <w:p>
       <w:pPr>
-        <w:spacing w:after="160"/>
+        <w:spacing w:after="150"/>
       </w:pPr>
       <w:r>
         <w:t xml:space="preserve">I'm 27 and I'm an actor, which currently means three auditions a week, a commercial that pays my rent, and a play in April that pays nothing at all. College degree in theater. Five foot seven, white, and I'm told I photograph well, which in this business is most of the job.</w:t>
@@ -85,7 +84,7 @@
     </w:p>
     <w:p>
       <w:pPr>
-        <w:spacing w:after="160"/>
+        <w:spacing w:after="150"/>
       </w:pPr>
       <w:r>
         <w:t xml:space="preserve">I'm open with people quickly and I don't hold a great deal back. I take things as they come, more than most people are comfortable with. I'm reliable about the things that matter and fairly careless about the rest - I will be at your opening night, and I will not remember your birthday. I don't get jealous and I don't keep score.</w:t>
@@ -93,28 +92,36 @@
     </w:p>
     <w:p>
       <w:pPr>
-        <w:spacing w:after="160"/>
-      </w:pPr>
-      <w:r>
-        <w:t xml:space="preserve">I'm in class or in rehearsal most evenings, which accounts for practically my whole week. Galleries and openings eat whatever evenings the rehearsals don't. I drink socially, a couple of times a week, and that's genuinely about the extent of it. I dance badly at absolutely every opportunity.</w:t>
-      </w:r>
-    </w:p>
-    <w:p>
-      <w:pPr>
-        <w:spacing w:after="160"/>
-      </w:pPr>
-      <w:r>
-        <w:t xml:space="preserve">I'd get on with somebody who is building their own thing and doesn't need me to be smaller to fit alongside it. Though many of my friends smoke, it is not something I would do. I don't judge it and I don't want to police anybody, and I also don't know what living next to it every day would do to me.</w:t>
-      </w:r>
-    </w:p>
-    <w:p>
-      <w:pPr>
-        <w:spacing w:after="80"/>
-      </w:pPr>
-    </w:p>
-    <w:p>
-      <w:pPr>
-        <w:spacing w:after="160"/>
+        <w:spacing w:after="150"/>
+      </w:pPr>
+      <w:r>
+        <w:t xml:space="preserve">I'm in class or in rehearsal most evenings, which accounts for practically my whole week. I go to galleries and openings constantly. I drink socially, a couple of times a week, and that's genuinely about the extent of it. I dance badly at absolutely every opportunity.</w:t>
+      </w:r>
+    </w:p>
+    <w:p>
+      <w:pPr>
+        <w:spacing w:after="150"/>
+      </w:pPr>
+      <w:r>
+        <w:t xml:space="preserve">I'd get on with somebody who is building their own thing and doesn't need me to be smaller to fit alongside it. Though many of friends smoke, it is not something I would do. I don't judge it and I don't want to police anybody, and I also don't know what living next to it every day would do to me.</w:t>
+      </w:r>
+    </w:p>
+    <w:p>
+      <w:pPr>
+        <w:pStyle w:val="Heading2"/>
+        <w:spacing w:after="150" w:before="300"/>
+      </w:pPr>
+      <w:r>
+        <w:rPr>
+          <w:b/>
+          <w:bCs/>
+        </w:rPr>
+        <w:t xml:space="preserve">Questions</w:t>
+      </w:r>
+    </w:p>
+    <w:p>
+      <w:pPr>
+        <w:spacing w:after="200"/>
       </w:pPr>
       <w:r>
         <w:t xml:space="preserve">1. How realistic do these two dating profiles appear? (1 = Not at all realistic, 7 = Highly realistic)</w:t>
@@ -122,7 +129,7 @@
     </w:p>
     <w:p>
       <w:pPr>
-        <w:spacing w:after="80"/>
+        <w:spacing w:after="200"/>
       </w:pPr>
       <w:r>
         <w:t xml:space="preserve">2. Which of the following best describes how these profiles were constructed:</w:t>
@@ -130,34 +137,39 @@
     </w:p>
     <w:p>
       <w:pPr>
-        <w:spacing w:after="40"/>
-        <w:ind w:left="720"/>
-      </w:pPr>
-      <w:r>
-        <w:t xml:space="preserve">a. Written by LLMs without human input</w:t>
-      </w:r>
-    </w:p>
-    <w:p>
-      <w:pPr>
-        <w:spacing w:after="40"/>
-        <w:ind w:left="720"/>
-      </w:pPr>
-      <w:r>
-        <w:t xml:space="preserve">b. Written by Humans without LLM assistance</w:t>
-      </w:r>
-    </w:p>
-    <w:p>
-      <w:pPr>
-        <w:spacing w:after="160"/>
-        <w:ind w:left="720"/>
-      </w:pPr>
-      <w:r>
-        <w:t xml:space="preserve">c. Written by human-AI collaboration</w:t>
-      </w:r>
-    </w:p>
-    <w:p>
-      <w:pPr>
-        <w:spacing w:after="160"/>
+        <w:spacing w:after="100"/>
+        <w:ind w:left="360"/>
+      </w:pPr>
+      <w:r>
+        <w:t xml:space="preserve">1. Written by LLMs without human input</w:t>
+      </w:r>
+    </w:p>
+    <w:p>
+      <w:pPr>
+        <w:spacing w:after="100"/>
+        <w:ind w:left="360"/>
+      </w:pPr>
+      <w:r>
+        <w:t xml:space="preserve">2. Written by Humans without LLM assistance</w:t>
+      </w:r>
+    </w:p>
+    <w:p>
+      <w:pPr>
+        <w:spacing w:after="100"/>
+        <w:ind w:left="360"/>
+      </w:pPr>
+      <w:r>
+        <w:t xml:space="preserve">3. Written through human-AI collaboration</w:t>
+      </w:r>
+    </w:p>
+    <w:p>
+      <w:pPr>
+        <w:spacing w:after="100"/>
+      </w:pPr>
+    </w:p>
+    <w:p>
+      <w:pPr>
+        <w:spacing w:after="200"/>
       </w:pPr>
       <w:r>
         <w:t xml:space="preserve">3. On a scale of 0-100 (0 = No compatibility, 100 = Perfect compatibility), rate the compatibility of the pair based on their social and demographic characteristics such as age, ethnicity, religion, education, height, body type, and other relevant background characteristics.</w:t>
@@ -165,15 +177,15 @@
     </w:p>
     <w:p>
       <w:pPr>
-        <w:spacing w:after="160"/>
-      </w:pPr>
-      <w:r>
-        <w:t xml:space="preserve">4. How confident are you in your compatibility rating on social and demographic characteristics? (0 = Not at all confident, 100 = Extremely confident)</w:t>
-      </w:r>
-    </w:p>
-    <w:p>
-      <w:pPr>
-        <w:spacing w:after="160"/>
+        <w:spacing w:after="200"/>
+      </w:pPr>
+      <w:r>
+        <w:t xml:space="preserve">4. How confident are you in your social and demographic rating? (0 = Not at all confident, 100 = Extremely confident)</w:t>
+      </w:r>
+    </w:p>
+    <w:p>
+      <w:pPr>
+        <w:spacing w:after="200"/>
       </w:pPr>
       <w:r>
         <w:t xml:space="preserve">5. On a scale of 0-100 (0 = No compatibility, 100 = Perfect compatibility), rate the compatibility of the pair based on their psychological characteristics, personality, and interpersonal style.</w:t>
@@ -181,15 +193,15 @@
     </w:p>
     <w:p>
       <w:pPr>
-        <w:spacing w:after="160"/>
-      </w:pPr>
-      <w:r>
-        <w:t xml:space="preserve">6. How confident are you in your compatibility rating of their psychological characteristics? (0 = Not at all confident, 100 = Extremely confident)?</w:t>
-      </w:r>
-    </w:p>
-    <w:p>
-      <w:pPr>
-        <w:spacing w:after="160"/>
+        <w:spacing w:after="200"/>
+      </w:pPr>
+      <w:r>
+        <w:t xml:space="preserve">6. How confident are you in your psychological compatibility rating? (0 = Not at all confident, 100 = Extremely confident)?</w:t>
+      </w:r>
+    </w:p>
+    <w:p>
+      <w:pPr>
+        <w:spacing w:after="200"/>
       </w:pPr>
       <w:r>
         <w:t xml:space="preserve">7. On a scale of 0-100 (0 = No compatibility, 100 = Perfect compatibility), rate the compatibility of the pair based on their hobbies, lifestyles, activities, and interests.</w:t>
@@ -197,15 +209,15 @@
     </w:p>
     <w:p>
       <w:pPr>
-        <w:spacing w:after="160"/>
-      </w:pPr>
-      <w:r>
-        <w:t xml:space="preserve">8. How confident are you in your compatibility rating of their hobbies, lifestyle, and interests? (0 = Not at all confident, 100 = Extremely confident)?</w:t>
-      </w:r>
-    </w:p>
-    <w:p>
-      <w:pPr>
-        <w:spacing w:after="160"/>
+        <w:spacing w:after="200"/>
+      </w:pPr>
+      <w:r>
+        <w:t xml:space="preserve">8. How confident are you in your hobbies, lifestyle, and interests compatibility rating? (0 = Not at all confident, 100 = Extremely confident)?</w:t>
+      </w:r>
+    </w:p>
+    <w:p>
+      <w:pPr>
+        <w:spacing w:after="200"/>
       </w:pPr>
       <w:r>
         <w:t xml:space="preserve">9. On a scale of 0-100 (0 = No compatibility, 100 = Perfect compatibility), rate the compatibility of the pair based on their expectations from their partner or relationship.</w:t>
@@ -213,15 +225,15 @@
     </w:p>
     <w:p>
       <w:pPr>
-        <w:spacing w:after="160"/>
-      </w:pPr>
-      <w:r>
-        <w:t xml:space="preserve">10. How confident are you in your compatibility rating of partner expectations? (0 = Not at all confident, 100 = Extremely confident)</w:t>
-      </w:r>
-    </w:p>
-    <w:p>
-      <w:pPr>
-        <w:spacing w:after="160"/>
+        <w:spacing w:after="200"/>
+      </w:pPr>
+      <w:r>
+        <w:t xml:space="preserve">10. How confident are you in your partner-expectation compatibility rating? (0 = Not at all confident, 100 = Extremely confident)</w:t>
+      </w:r>
+    </w:p>
+    <w:p>
+      <w:pPr>
+        <w:spacing w:after="200"/>
       </w:pPr>
       <w:r>
         <w:t xml:space="preserve">11. Considering the profiles as a whole, on a scale of 0-100 (0 = No compatibility, 100 = Perfect compatibility), rate the overall compatibility of the pair?</w:t>
@@ -229,7 +241,7 @@
     </w:p>
     <w:p>
       <w:pPr>
-        <w:spacing w:after="160"/>
+        <w:spacing w:after="200"/>
       </w:pPr>
       <w:r>
         <w:t xml:space="preserve">12. How confident are you in your overall compatibility rating? (0 = Not at all confident, 100 = Extremely confident)?</w:t>
@@ -237,24 +249,23 @@
     </w:p>
     <w:p>
       <w:pPr>
-        <w:spacing w:after="80"/>
-      </w:pPr>
-      <w:r>
-        <w:t xml:space="preserve">13. List up to five distinct factors that most influenced your overall compatibility rating, ordered from most important to least important. If you have more than five distinct factors, create a sixth factor labeled “Other” to account for all the factors that did not fit into the first five.</w:t>
-      </w:r>
-    </w:p>
-    <w:p>
-      <w:pPr>
         <w:spacing w:after="60"/>
       </w:pPr>
       <w:r>
+        <w:t xml:space="preserve">13. List up to five distinct factors that most influenced your overall compatibility rating, ordered from most important to least important. If you have more than five distinct factors, create a sixth factor labeled "Other" to account for all the factors that did not fit into the first five.</w:t>
+      </w:r>
+    </w:p>
+    <w:p>
+      <w:pPr>
+        <w:spacing w:after="60"/>
+      </w:pPr>
+      <w:r>
         <w:t xml:space="preserve">For each factor:</w:t>
       </w:r>
     </w:p>
     <w:p>
       <w:pPr>
-        <w:spacing w:after="40"/>
-        <w:ind w:left="720"/>
+        <w:spacing w:after="60"/>
       </w:pPr>
       <w:r>
         <w:t xml:space="preserve">(1) Briefly indicate whether it increased or decreased compatibility; and</w:t>
@@ -262,8 +273,7 @@
     </w:p>
     <w:p>
       <w:pPr>
-        <w:spacing w:after="160"/>
-        <w:ind w:left="720"/>
+        <w:spacing w:after="200"/>
       </w:pPr>
       <w:r>
         <w:t xml:space="preserve">(2) Distribute 100 points over all factors you just listed relative to their importance toward your overall compatibility rating. Assign more points based on the importance of the factor. However, the total points assigned to all factors must add to 100.</w:t>
@@ -271,18 +281,14 @@
     </w:p>
     <w:p>
       <w:pPr>
-        <w:spacing w:after="160"/>
-      </w:pPr>
-      <w:r>
-        <w:t xml:space="preserve">Please return a numeric value for Items 1 through 12.</w:t>
-      </w:r>
-    </w:p>
-    <w:p>
-      <w:pPr>
-        <w:spacing w:after="160"/>
-      </w:pPr>
-      <w:r>
-        <w:t xml:space="preserve">For Item 13, return an ordered list of distinct factors, indicating whether the factor increased or decreased compatibility. In addition, for each factor return a numeric value of relative importance.</w:t>
+        <w:spacing w:before="200"/>
+      </w:pPr>
+      <w:r>
+        <w:rPr>
+          <w:i/>
+          <w:iCs/>
+        </w:rPr>
+        <w:t xml:space="preserve">Please return a numeric value for Items 1 through 12. For Item 13, return an ordered list of distinct factors, indicating whether the factor increased or decreased compatibility. In addition, for each factor return a numeric value of relative importance.</w:t>
       </w:r>
     </w:p>
     <w:sectPr>
